--- a/assets/downloads/simulation-9/athlete-summary-asthma.docx
+++ b/assets/downloads/simulation-9/athlete-summary-asthma.docx
@@ -1,6 +1,6 @@
 
 <file path=word/document.xml><?xml version="1.0" encoding="utf-8"?>
-<w:document xmlns:wpc="http://schemas.microsoft.com/office/word/2010/wordprocessingCanvas" xmlns:cx="http://schemas.microsoft.com/office/drawing/2014/chartex" xmlns:cx1="http://schemas.microsoft.com/office/drawing/2015/9/8/chartex" xmlns:cx2="http://schemas.microsoft.com/office/drawing/2015/10/21/chartex" xmlns:cx3="http://schemas.microsoft.com/office/drawing/2016/5/9/chartex" xmlns:cx4="http://schemas.microsoft.com/office/drawing/2016/5/10/chartex" xmlns:cx5="http://schemas.microsoft.com/office/drawing/2016/5/11/chartex" xmlns:cx6="http://schemas.microsoft.com/office/drawing/2016/5/12/chartex" xmlns:cx7="http://schemas.microsoft.com/office/drawing/2016/5/13/chartex" xmlns:cx8="http://schemas.microsoft.com/office/drawing/2016/5/14/chartex" xmlns:mc="http://schemas.openxmlformats.org/markup-compatibility/2006" xmlns:aink="http://schemas.microsoft.com/office/drawing/2016/ink" xmlns:am3d="http://schemas.microsoft.com/office/drawing/2017/model3d" xmlns:o="urn:schemas-microsoft-com:office:office" xmlns:oel="http://schemas.microsoft.com/office/2019/extlst" xmlns:r="http://schemas.openxmlformats.org/officeDocument/2006/relationships" xmlns:m="http://schemas.openxmlformats.org/officeDocument/2006/math" xmlns:v="urn:schemas-microsoft-com:vml" xmlns:wp14="http://schemas.microsoft.com/office/word/2010/wordprocessingDrawing" xmlns:wp="http://schemas.openxmlformats.org/drawingml/2006/wordprocessingDrawing" xmlns:w10="urn:schemas-microsoft-com:office:word" xmlns:w="http://schemas.openxmlformats.org/wordprocessingml/2006/main" xmlns:w14="http://schemas.microsoft.com/office/word/2010/wordml" xmlns:w15="http://schemas.microsoft.com/office/word/2012/wordml" xmlns:w16cei="http://schemas.microsoft.com/office/word/2026/wordml/cei" xmlns:w16cex="http://schemas.microsoft.com/office/word/2018/wordml/cex" xmlns:w16cid="http://schemas.microsoft.com/office/word/2016/wordml/cid" xmlns:w16="http://schemas.microsoft.com/office/word/2018/wordml" xmlns:w16du="http://schemas.microsoft.com/office/word/2023/wordml/word16du" xmlns:w16sdtdh="http://schemas.microsoft.com/office/word/2020/wordml/sdtdatahash" xmlns:w16sdtfl="http://schemas.microsoft.com/office/word/2024/wordml/sdtformatlock" xmlns:w16se="http://schemas.microsoft.com/office/word/2015/wordml/symex" xmlns:wpg="http://schemas.microsoft.com/office/word/2010/wordprocessingGroup" xmlns:wpi="http://schemas.microsoft.com/office/word/2010/wordprocessingInk" xmlns:wne="http://schemas.microsoft.com/office/word/2006/wordml" xmlns:wps="http://schemas.microsoft.com/office/word/2010/wordprocessingShape" mc:Ignorable="w14 w15 w16se w16cid w16 w16cex w16sdtdh w16sdtfl w16du wp14">
+<w:document xmlns:wpc="http://schemas.microsoft.com/office/word/2010/wordprocessingCanvas" xmlns:cx="http://schemas.microsoft.com/office/drawing/2014/chartex" xmlns:cx1="http://schemas.microsoft.com/office/drawing/2015/9/8/chartex" xmlns:cx2="http://schemas.microsoft.com/office/drawing/2015/10/21/chartex" xmlns:cx3="http://schemas.microsoft.com/office/drawing/2016/5/9/chartex" xmlns:cx4="http://schemas.microsoft.com/office/drawing/2016/5/10/chartex" xmlns:cx5="http://schemas.microsoft.com/office/drawing/2016/5/11/chartex" xmlns:cx6="http://schemas.microsoft.com/office/drawing/2016/5/12/chartex" xmlns:cx7="http://schemas.microsoft.com/office/drawing/2016/5/13/chartex" xmlns:cx8="http://schemas.microsoft.com/office/drawing/2016/5/14/chartex" xmlns:mc="http://schemas.openxmlformats.org/markup-compatibility/2006" xmlns:aink="http://schemas.microsoft.com/office/drawing/2016/ink" xmlns:am3d="http://schemas.microsoft.com/office/drawing/2017/model3d" xmlns:o="urn:schemas-microsoft-com:office:office" xmlns:oel="http://schemas.microsoft.com/office/2019/extlst" xmlns:r="http://schemas.openxmlformats.org/officeDocument/2006/relationships" xmlns:m="http://schemas.openxmlformats.org/officeDocument/2006/math" xmlns:v="urn:schemas-microsoft-com:vml" xmlns:wp14="http://schemas.microsoft.com/office/word/2010/wordprocessingDrawing" xmlns:wp="http://schemas.openxmlformats.org/drawingml/2006/wordprocessingDrawing" xmlns:w10="urn:schemas-microsoft-com:office:word" xmlns:w="http://schemas.openxmlformats.org/wordprocessingml/2006/main" xmlns:w14="http://schemas.microsoft.com/office/word/2010/wordml" xmlns:w15="http://schemas.microsoft.com/office/word/2012/wordml" xmlns:w16cex="http://schemas.microsoft.com/office/word/2018/wordml/cex" xmlns:w16cid="http://schemas.microsoft.com/office/word/2016/wordml/cid" xmlns:w16="http://schemas.microsoft.com/office/word/2018/wordml" xmlns:w16du="http://schemas.microsoft.com/office/word/2023/wordml/word16du" xmlns:w16sdtdh="http://schemas.microsoft.com/office/word/2020/wordml/sdtdatahash" xmlns:w16sdtfl="http://schemas.microsoft.com/office/word/2024/wordml/sdtformatlock" xmlns:w16se="http://schemas.microsoft.com/office/word/2015/wordml/symex" xmlns:wpg="http://schemas.microsoft.com/office/word/2010/wordprocessingGroup" xmlns:wpi="http://schemas.microsoft.com/office/word/2010/wordprocessingInk" xmlns:wne="http://schemas.microsoft.com/office/word/2006/wordml" xmlns:wps="http://schemas.microsoft.com/office/word/2010/wordprocessingShape" mc:Ignorable="w14 w15 w16se w16cid w16 w16cex w16sdtdh w16sdtfl w16du wp14">
   <w:body>
     <w:p>
       <w:pPr>
@@ -337,16 +337,6 @@
         <w:rPr>
           <w:color w:val="000000"/>
         </w:rPr>
-        <w:pPrChange w:id="275" w:author="Anna Seaman" w:date="2026-08-07T15:46:00Z" w16du:dateUtc="2026-08-07T20:46:00Z">
-          <w:pPr>
-            <w:pStyle w:val="NormalWeb"/>
-            <w:numPr>
-              <w:numId w:val="27"/>
-            </w:numPr>
-            <w:spacing w:before="0" w:beforeAutospacing="0" w:after="0" w:afterAutospacing="0" w:line="480" w:lineRule="auto"/>
-            <w:ind w:left="360" w:hanging="360"/>
-          </w:pPr>
-        </w:pPrChange>
       </w:pPr>
       <w:r>
         <w:rPr>
@@ -411,16 +401,6 @@
         <w:rPr>
           <w:color w:val="000000"/>
         </w:rPr>
-        <w:pPrChange w:id="276" w:author="Anna Seaman" w:date="2026-08-07T15:46:00Z" w16du:dateUtc="2026-08-07T20:46:00Z">
-          <w:pPr>
-            <w:pStyle w:val="NormalWeb"/>
-            <w:numPr>
-              <w:numId w:val="27"/>
-            </w:numPr>
-            <w:spacing w:before="0" w:beforeAutospacing="0" w:after="0" w:afterAutospacing="0" w:line="480" w:lineRule="auto"/>
-            <w:ind w:left="360" w:hanging="360"/>
-          </w:pPr>
-        </w:pPrChange>
       </w:pPr>
       <w:r>
         <w:rPr>
@@ -505,16 +485,6 @@
         <w:rPr>
           <w:color w:val="000000"/>
         </w:rPr>
-        <w:pPrChange w:id="277" w:author="Anna Seaman" w:date="2026-08-07T15:46:00Z" w16du:dateUtc="2026-08-07T20:46:00Z">
-          <w:pPr>
-            <w:pStyle w:val="NormalWeb"/>
-            <w:numPr>
-              <w:numId w:val="27"/>
-            </w:numPr>
-            <w:spacing w:before="0" w:beforeAutospacing="0" w:after="0" w:afterAutospacing="0" w:line="480" w:lineRule="auto"/>
-            <w:ind w:left="360" w:hanging="360"/>
-          </w:pPr>
-        </w:pPrChange>
       </w:pPr>
       <w:r>
         <w:rPr>
@@ -552,16 +522,6 @@
         <w:rPr>
           <w:color w:val="000000"/>
         </w:rPr>
-        <w:pPrChange w:id="278" w:author="Anna Seaman" w:date="2026-08-07T15:46:00Z" w16du:dateUtc="2026-08-07T20:46:00Z">
-          <w:pPr>
-            <w:pStyle w:val="NormalWeb"/>
-            <w:numPr>
-              <w:numId w:val="27"/>
-            </w:numPr>
-            <w:spacing w:before="0" w:beforeAutospacing="0" w:after="0" w:afterAutospacing="0" w:line="480" w:lineRule="auto"/>
-            <w:ind w:left="360" w:hanging="360"/>
-          </w:pPr>
-        </w:pPrChange>
       </w:pPr>
       <w:r>
         <w:rPr>
@@ -583,16 +543,6 @@
         <w:rPr>
           <w:color w:val="000000"/>
         </w:rPr>
-        <w:pPrChange w:id="279" w:author="Anna Seaman" w:date="2026-08-07T15:46:00Z" w16du:dateUtc="2026-08-07T20:46:00Z">
-          <w:pPr>
-            <w:pStyle w:val="NormalWeb"/>
-            <w:numPr>
-              <w:numId w:val="27"/>
-            </w:numPr>
-            <w:spacing w:before="0" w:beforeAutospacing="0" w:after="0" w:afterAutospacing="0" w:line="480" w:lineRule="auto"/>
-            <w:ind w:left="360" w:hanging="360"/>
-          </w:pPr>
-        </w:pPrChange>
       </w:pPr>
       <w:r>
         <w:rPr>
@@ -614,16 +564,6 @@
         <w:rPr>
           <w:color w:val="000000"/>
         </w:rPr>
-        <w:pPrChange w:id="280" w:author="Anna Seaman" w:date="2026-08-07T15:46:00Z" w16du:dateUtc="2026-08-07T20:46:00Z">
-          <w:pPr>
-            <w:pStyle w:val="NormalWeb"/>
-            <w:numPr>
-              <w:numId w:val="27"/>
-            </w:numPr>
-            <w:spacing w:before="0" w:beforeAutospacing="0" w:after="0" w:afterAutospacing="0" w:line="480" w:lineRule="auto"/>
-            <w:ind w:left="360" w:hanging="360"/>
-          </w:pPr>
-        </w:pPrChange>
       </w:pPr>
       <w:r>
         <w:rPr>
@@ -694,16 +634,6 @@
         <w:rPr>
           <w:color w:val="000000"/>
         </w:rPr>
-        <w:pPrChange w:id="281" w:author="Anna Seaman" w:date="2026-08-07T15:46:00Z" w16du:dateUtc="2026-08-07T20:46:00Z">
-          <w:pPr>
-            <w:pStyle w:val="NormalWeb"/>
-            <w:numPr>
-              <w:numId w:val="27"/>
-            </w:numPr>
-            <w:spacing w:before="0" w:beforeAutospacing="0" w:after="0" w:afterAutospacing="0" w:line="480" w:lineRule="auto"/>
-            <w:ind w:left="360" w:hanging="360"/>
-          </w:pPr>
-        </w:pPrChange>
       </w:pPr>
       <w:r>
         <w:rPr>
@@ -725,16 +655,6 @@
         <w:rPr>
           <w:color w:val="000000"/>
         </w:rPr>
-        <w:pPrChange w:id="282" w:author="Anna Seaman" w:date="2026-08-07T15:46:00Z" w16du:dateUtc="2026-08-07T20:46:00Z">
-          <w:pPr>
-            <w:pStyle w:val="NormalWeb"/>
-            <w:numPr>
-              <w:numId w:val="27"/>
-            </w:numPr>
-            <w:spacing w:before="0" w:beforeAutospacing="0" w:after="0" w:afterAutospacing="0" w:line="480" w:lineRule="auto"/>
-            <w:ind w:left="360" w:hanging="360"/>
-          </w:pPr>
-        </w:pPrChange>
       </w:pPr>
       <w:r>
         <w:rPr>
@@ -833,16 +753,6 @@
         <w:rPr>
           <w:color w:val="000000"/>
         </w:rPr>
-        <w:pPrChange w:id="283" w:author="Anna Seaman" w:date="2026-08-07T15:46:00Z" w16du:dateUtc="2026-08-07T20:46:00Z">
-          <w:pPr>
-            <w:pStyle w:val="NormalWeb"/>
-            <w:numPr>
-              <w:numId w:val="27"/>
-            </w:numPr>
-            <w:spacing w:before="0" w:beforeAutospacing="0" w:after="0" w:afterAutospacing="0" w:line="480" w:lineRule="auto"/>
-            <w:ind w:left="360" w:hanging="360"/>
-          </w:pPr>
-        </w:pPrChange>
       </w:pPr>
       <w:r>
         <w:rPr>
@@ -934,16 +844,6 @@
         <w:rPr>
           <w:color w:val="000000"/>
         </w:rPr>
-        <w:pPrChange w:id="284" w:author="Anna Seaman" w:date="2026-08-07T15:46:00Z" w16du:dateUtc="2026-08-07T20:46:00Z">
-          <w:pPr>
-            <w:pStyle w:val="NormalWeb"/>
-            <w:numPr>
-              <w:numId w:val="27"/>
-            </w:numPr>
-            <w:spacing w:before="0" w:beforeAutospacing="0" w:after="0" w:afterAutospacing="0" w:line="480" w:lineRule="auto"/>
-            <w:ind w:left="360" w:hanging="360"/>
-          </w:pPr>
-        </w:pPrChange>
       </w:pPr>
       <w:r>
         <w:rPr>
@@ -979,16 +879,6 @@
         <w:rPr>
           <w:color w:val="000000"/>
         </w:rPr>
-        <w:pPrChange w:id="285" w:author="Anna Seaman" w:date="2026-08-07T15:46:00Z" w16du:dateUtc="2026-08-07T20:46:00Z">
-          <w:pPr>
-            <w:pStyle w:val="NormalWeb"/>
-            <w:numPr>
-              <w:numId w:val="27"/>
-            </w:numPr>
-            <w:spacing w:before="0" w:beforeAutospacing="0" w:after="0" w:afterAutospacing="0" w:line="480" w:lineRule="auto"/>
-            <w:ind w:left="360" w:hanging="360"/>
-          </w:pPr>
-        </w:pPrChange>
       </w:pPr>
       <w:r>
         <w:rPr>
@@ -1017,16 +907,6 @@
         <w:rPr>
           <w:color w:val="000000"/>
         </w:rPr>
-        <w:pPrChange w:id="286" w:author="Anna Seaman" w:date="2026-08-07T15:46:00Z" w16du:dateUtc="2026-08-07T20:46:00Z">
-          <w:pPr>
-            <w:pStyle w:val="NormalWeb"/>
-            <w:numPr>
-              <w:numId w:val="27"/>
-            </w:numPr>
-            <w:spacing w:before="0" w:beforeAutospacing="0" w:after="0" w:afterAutospacing="0" w:line="480" w:lineRule="auto"/>
-            <w:ind w:left="360" w:hanging="360"/>
-          </w:pPr>
-        </w:pPrChange>
       </w:pPr>
       <w:r>
         <w:rPr>
@@ -1048,16 +928,6 @@
         <w:rPr>
           <w:color w:val="000000"/>
         </w:rPr>
-        <w:pPrChange w:id="287" w:author="Anna Seaman" w:date="2026-08-07T15:46:00Z" w16du:dateUtc="2026-08-07T20:46:00Z">
-          <w:pPr>
-            <w:pStyle w:val="NormalWeb"/>
-            <w:numPr>
-              <w:numId w:val="27"/>
-            </w:numPr>
-            <w:spacing w:before="0" w:beforeAutospacing="0" w:after="0" w:afterAutospacing="0" w:line="480" w:lineRule="auto"/>
-            <w:ind w:left="360" w:hanging="360"/>
-          </w:pPr>
-        </w:pPrChange>
       </w:pPr>
       <w:r>
         <w:rPr>
@@ -1093,16 +963,6 @@
         <w:rPr>
           <w:color w:val="000000"/>
         </w:rPr>
-        <w:pPrChange w:id="288" w:author="Anna Seaman" w:date="2026-08-07T15:46:00Z" w16du:dateUtc="2026-08-07T20:46:00Z">
-          <w:pPr>
-            <w:pStyle w:val="NormalWeb"/>
-            <w:numPr>
-              <w:numId w:val="28"/>
-            </w:numPr>
-            <w:spacing w:before="0" w:beforeAutospacing="0" w:after="0" w:afterAutospacing="0" w:line="480" w:lineRule="auto"/>
-            <w:ind w:left="360" w:hanging="360"/>
-          </w:pPr>
-        </w:pPrChange>
       </w:pPr>
       <w:r>
         <w:rPr>
@@ -1138,16 +998,6 @@
         <w:rPr>
           <w:color w:val="000000"/>
         </w:rPr>
-        <w:pPrChange w:id="289" w:author="Anna Seaman" w:date="2026-08-07T15:46:00Z" w16du:dateUtc="2026-08-07T20:46:00Z">
-          <w:pPr>
-            <w:pStyle w:val="NormalWeb"/>
-            <w:numPr>
-              <w:numId w:val="28"/>
-            </w:numPr>
-            <w:spacing w:before="0" w:beforeAutospacing="0" w:after="0" w:afterAutospacing="0" w:line="480" w:lineRule="auto"/>
-            <w:ind w:left="360" w:hanging="360"/>
-          </w:pPr>
-        </w:pPrChange>
       </w:pPr>
       <w:r>
         <w:rPr>
@@ -1183,16 +1033,6 @@
         <w:rPr>
           <w:color w:val="000000"/>
         </w:rPr>
-        <w:pPrChange w:id="290" w:author="Anna Seaman" w:date="2026-08-07T15:46:00Z" w16du:dateUtc="2026-08-07T20:46:00Z">
-          <w:pPr>
-            <w:pStyle w:val="NormalWeb"/>
-            <w:numPr>
-              <w:numId w:val="28"/>
-            </w:numPr>
-            <w:spacing w:before="0" w:beforeAutospacing="0" w:after="0" w:afterAutospacing="0" w:line="480" w:lineRule="auto"/>
-            <w:ind w:left="360" w:hanging="360"/>
-          </w:pPr>
-        </w:pPrChange>
       </w:pPr>
       <w:r>
         <w:rPr>
@@ -1224,12 +1064,21 @@
         </w:rPr>
         <w:t xml:space="preserve">, </w:t>
       </w:r>
-      <w:r>
-        <w:rPr>
-          <w:rFonts w:ascii="Aptos" w:hAnsi="Aptos" w:eastAsia="Aptos" w:cs="Aptos"/>
-          <w:color w:val="000000"/>
-        </w:rPr>
-        <w:t xml:space="preserve">put together like a </w:t>
+      <w:proofErr w:type="gramStart"/>
+      <w:r>
+        <w:rPr>
+          <w:rFonts w:ascii="Aptos" w:hAnsi="Aptos" w:eastAsia="Aptos" w:cs="Aptos"/>
+          <w:color w:val="000000"/>
+        </w:rPr>
+        <w:t>put</w:t>
+      </w:r>
+      <w:proofErr w:type="gramEnd"/>
+      <w:r>
+        <w:rPr>
+          <w:rFonts w:ascii="Aptos" w:hAnsi="Aptos" w:eastAsia="Aptos" w:cs="Aptos"/>
+          <w:color w:val="000000"/>
+        </w:rPr>
+        <w:t xml:space="preserve"> together like a </w:t>
       </w:r>
       <w:r>
         <w:rPr>
@@ -1288,7 +1137,7 @@
 </file>
 
 <file path=word/endnotes.xml><?xml version="1.0" encoding="utf-8"?>
-<w:endnotes xmlns:wpc="http://schemas.microsoft.com/office/word/2010/wordprocessingCanvas" xmlns:cx="http://schemas.microsoft.com/office/drawing/2014/chartex" xmlns:cx1="http://schemas.microsoft.com/office/drawing/2015/9/8/chartex" xmlns:cx2="http://schemas.microsoft.com/office/drawing/2015/10/21/chartex" xmlns:cx3="http://schemas.microsoft.com/office/drawing/2016/5/9/chartex" xmlns:cx4="http://schemas.microsoft.com/office/drawing/2016/5/10/chartex" xmlns:cx5="http://schemas.microsoft.com/office/drawing/2016/5/11/chartex" xmlns:cx6="http://schemas.microsoft.com/office/drawing/2016/5/12/chartex" xmlns:cx7="http://schemas.microsoft.com/office/drawing/2016/5/13/chartex" xmlns:cx8="http://schemas.microsoft.com/office/drawing/2016/5/14/chartex" xmlns:mc="http://schemas.openxmlformats.org/markup-compatibility/2006" xmlns:aink="http://schemas.microsoft.com/office/drawing/2016/ink" xmlns:am3d="http://schemas.microsoft.com/office/drawing/2017/model3d" xmlns:o="urn:schemas-microsoft-com:office:office" xmlns:oel="http://schemas.microsoft.com/office/2019/extlst" xmlns:r="http://schemas.openxmlformats.org/officeDocument/2006/relationships" xmlns:m="http://schemas.openxmlformats.org/officeDocument/2006/math" xmlns:v="urn:schemas-microsoft-com:vml" xmlns:wp14="http://schemas.microsoft.com/office/word/2010/wordprocessingDrawing" xmlns:wp="http://schemas.openxmlformats.org/drawingml/2006/wordprocessingDrawing" xmlns:w10="urn:schemas-microsoft-com:office:word" xmlns:w="http://schemas.openxmlformats.org/wordprocessingml/2006/main" xmlns:w14="http://schemas.microsoft.com/office/word/2010/wordml" xmlns:w15="http://schemas.microsoft.com/office/word/2012/wordml" xmlns:w16cei="http://schemas.microsoft.com/office/word/2026/wordml/cei" xmlns:w16cex="http://schemas.microsoft.com/office/word/2018/wordml/cex" xmlns:w16cid="http://schemas.microsoft.com/office/word/2016/wordml/cid" xmlns:w16="http://schemas.microsoft.com/office/word/2018/wordml" xmlns:w16du="http://schemas.microsoft.com/office/word/2023/wordml/word16du" xmlns:w16sdtdh="http://schemas.microsoft.com/office/word/2020/wordml/sdtdatahash" xmlns:w16sdtfl="http://schemas.microsoft.com/office/word/2024/wordml/sdtformatlock" xmlns:w16se="http://schemas.microsoft.com/office/word/2015/wordml/symex" xmlns:wpg="http://schemas.microsoft.com/office/word/2010/wordprocessingGroup" xmlns:wpi="http://schemas.microsoft.com/office/word/2010/wordprocessingInk" xmlns:wne="http://schemas.microsoft.com/office/word/2006/wordml" xmlns:wps="http://schemas.microsoft.com/office/word/2010/wordprocessingShape" mc:Ignorable="w14 w15 w16se w16cid w16 w16cex w16sdtdh w16sdtfl w16du wp14">
+<w:endnotes xmlns:wpc="http://schemas.microsoft.com/office/word/2010/wordprocessingCanvas" xmlns:cx="http://schemas.microsoft.com/office/drawing/2014/chartex" xmlns:cx1="http://schemas.microsoft.com/office/drawing/2015/9/8/chartex" xmlns:cx2="http://schemas.microsoft.com/office/drawing/2015/10/21/chartex" xmlns:cx3="http://schemas.microsoft.com/office/drawing/2016/5/9/chartex" xmlns:cx4="http://schemas.microsoft.com/office/drawing/2016/5/10/chartex" xmlns:cx5="http://schemas.microsoft.com/office/drawing/2016/5/11/chartex" xmlns:cx6="http://schemas.microsoft.com/office/drawing/2016/5/12/chartex" xmlns:cx7="http://schemas.microsoft.com/office/drawing/2016/5/13/chartex" xmlns:cx8="http://schemas.microsoft.com/office/drawing/2016/5/14/chartex" xmlns:mc="http://schemas.openxmlformats.org/markup-compatibility/2006" xmlns:aink="http://schemas.microsoft.com/office/drawing/2016/ink" xmlns:am3d="http://schemas.microsoft.com/office/drawing/2017/model3d" xmlns:o="urn:schemas-microsoft-com:office:office" xmlns:oel="http://schemas.microsoft.com/office/2019/extlst" xmlns:r="http://schemas.openxmlformats.org/officeDocument/2006/relationships" xmlns:m="http://schemas.openxmlformats.org/officeDocument/2006/math" xmlns:v="urn:schemas-microsoft-com:vml" xmlns:wp14="http://schemas.microsoft.com/office/word/2010/wordprocessingDrawing" xmlns:wp="http://schemas.openxmlformats.org/drawingml/2006/wordprocessingDrawing" xmlns:w10="urn:schemas-microsoft-com:office:word" xmlns:w="http://schemas.openxmlformats.org/wordprocessingml/2006/main" xmlns:w14="http://schemas.microsoft.com/office/word/2010/wordml" xmlns:w15="http://schemas.microsoft.com/office/word/2012/wordml" xmlns:w16cex="http://schemas.microsoft.com/office/word/2018/wordml/cex" xmlns:w16cid="http://schemas.microsoft.com/office/word/2016/wordml/cid" xmlns:w16="http://schemas.microsoft.com/office/word/2018/wordml" xmlns:w16du="http://schemas.microsoft.com/office/word/2023/wordml/word16du" xmlns:w16sdtdh="http://schemas.microsoft.com/office/word/2020/wordml/sdtdatahash" xmlns:w16sdtfl="http://schemas.microsoft.com/office/word/2024/wordml/sdtformatlock" xmlns:w16se="http://schemas.microsoft.com/office/word/2015/wordml/symex" xmlns:wpg="http://schemas.microsoft.com/office/word/2010/wordprocessingGroup" xmlns:wpi="http://schemas.microsoft.com/office/word/2010/wordprocessingInk" xmlns:wne="http://schemas.microsoft.com/office/word/2006/wordml" xmlns:wps="http://schemas.microsoft.com/office/word/2010/wordprocessingShape" mc:Ignorable="w14 w15 w16se w16cid w16 w16cex w16sdtdh w16sdtfl w16du wp14">
   <w:endnote w:type="separator" w:id="-1">
     <w:p>
       <w:r>
@@ -1307,7 +1156,7 @@
 </file>
 
 <file path=word/footer1.xml><?xml version="1.0" encoding="utf-8"?>
-<w:ftr xmlns:wpc="http://schemas.microsoft.com/office/word/2010/wordprocessingCanvas" xmlns:cx="http://schemas.microsoft.com/office/drawing/2014/chartex" xmlns:cx1="http://schemas.microsoft.com/office/drawing/2015/9/8/chartex" xmlns:cx2="http://schemas.microsoft.com/office/drawing/2015/10/21/chartex" xmlns:cx3="http://schemas.microsoft.com/office/drawing/2016/5/9/chartex" xmlns:cx4="http://schemas.microsoft.com/office/drawing/2016/5/10/chartex" xmlns:cx5="http://schemas.microsoft.com/office/drawing/2016/5/11/chartex" xmlns:cx6="http://schemas.microsoft.com/office/drawing/2016/5/12/chartex" xmlns:cx7="http://schemas.microsoft.com/office/drawing/2016/5/13/chartex" xmlns:cx8="http://schemas.microsoft.com/office/drawing/2016/5/14/chartex" xmlns:mc="http://schemas.openxmlformats.org/markup-compatibility/2006" xmlns:aink="http://schemas.microsoft.com/office/drawing/2016/ink" xmlns:am3d="http://schemas.microsoft.com/office/drawing/2017/model3d" xmlns:o="urn:schemas-microsoft-com:office:office" xmlns:oel="http://schemas.microsoft.com/office/2019/extlst" xmlns:r="http://schemas.openxmlformats.org/officeDocument/2006/relationships" xmlns:m="http://schemas.openxmlformats.org/officeDocument/2006/math" xmlns:v="urn:schemas-microsoft-com:vml" xmlns:wp14="http://schemas.microsoft.com/office/word/2010/wordprocessingDrawing" xmlns:wp="http://schemas.openxmlformats.org/drawingml/2006/wordprocessingDrawing" xmlns:w10="urn:schemas-microsoft-com:office:word" xmlns:w="http://schemas.openxmlformats.org/wordprocessingml/2006/main" xmlns:w14="http://schemas.microsoft.com/office/word/2010/wordml" xmlns:w15="http://schemas.microsoft.com/office/word/2012/wordml" xmlns:w16cei="http://schemas.microsoft.com/office/word/2026/wordml/cei" xmlns:w16cex="http://schemas.microsoft.com/office/word/2018/wordml/cex" xmlns:w16cid="http://schemas.microsoft.com/office/word/2016/wordml/cid" xmlns:w16="http://schemas.microsoft.com/office/word/2018/wordml" xmlns:w16du="http://schemas.microsoft.com/office/word/2023/wordml/word16du" xmlns:w16sdtdh="http://schemas.microsoft.com/office/word/2020/wordml/sdtdatahash" xmlns:w16sdtfl="http://schemas.microsoft.com/office/word/2024/wordml/sdtformatlock" xmlns:w16se="http://schemas.microsoft.com/office/word/2015/wordml/symex" xmlns:wpg="http://schemas.microsoft.com/office/word/2010/wordprocessingGroup" xmlns:wpi="http://schemas.microsoft.com/office/word/2010/wordprocessingInk" xmlns:wne="http://schemas.microsoft.com/office/word/2006/wordml" xmlns:wps="http://schemas.microsoft.com/office/word/2010/wordprocessingShape" mc:Ignorable="w14 w15 w16se w16cid w16 w16cex w16sdtdh w16sdtfl w16du wp14">
+<w:ftr xmlns:wpc="http://schemas.microsoft.com/office/word/2010/wordprocessingCanvas" xmlns:cx="http://schemas.microsoft.com/office/drawing/2014/chartex" xmlns:cx1="http://schemas.microsoft.com/office/drawing/2015/9/8/chartex" xmlns:cx2="http://schemas.microsoft.com/office/drawing/2015/10/21/chartex" xmlns:cx3="http://schemas.microsoft.com/office/drawing/2016/5/9/chartex" xmlns:cx4="http://schemas.microsoft.com/office/drawing/2016/5/10/chartex" xmlns:cx5="http://schemas.microsoft.com/office/drawing/2016/5/11/chartex" xmlns:cx6="http://schemas.microsoft.com/office/drawing/2016/5/12/chartex" xmlns:cx7="http://schemas.microsoft.com/office/drawing/2016/5/13/chartex" xmlns:cx8="http://schemas.microsoft.com/office/drawing/2016/5/14/chartex" xmlns:mc="http://schemas.openxmlformats.org/markup-compatibility/2006" xmlns:aink="http://schemas.microsoft.com/office/drawing/2016/ink" xmlns:am3d="http://schemas.microsoft.com/office/drawing/2017/model3d" xmlns:o="urn:schemas-microsoft-com:office:office" xmlns:oel="http://schemas.microsoft.com/office/2019/extlst" xmlns:r="http://schemas.openxmlformats.org/officeDocument/2006/relationships" xmlns:m="http://schemas.openxmlformats.org/officeDocument/2006/math" xmlns:v="urn:schemas-microsoft-com:vml" xmlns:wp14="http://schemas.microsoft.com/office/word/2010/wordprocessingDrawing" xmlns:wp="http://schemas.openxmlformats.org/drawingml/2006/wordprocessingDrawing" xmlns:w10="urn:schemas-microsoft-com:office:word" xmlns:w="http://schemas.openxmlformats.org/wordprocessingml/2006/main" xmlns:w14="http://schemas.microsoft.com/office/word/2010/wordml" xmlns:w15="http://schemas.microsoft.com/office/word/2012/wordml" xmlns:w16cex="http://schemas.microsoft.com/office/word/2018/wordml/cex" xmlns:w16cid="http://schemas.microsoft.com/office/word/2016/wordml/cid" xmlns:w16="http://schemas.microsoft.com/office/word/2018/wordml" xmlns:w16du="http://schemas.microsoft.com/office/word/2023/wordml/word16du" xmlns:w16sdtdh="http://schemas.microsoft.com/office/word/2020/wordml/sdtdatahash" xmlns:w16sdtfl="http://schemas.microsoft.com/office/word/2024/wordml/sdtformatlock" xmlns:w16se="http://schemas.microsoft.com/office/word/2015/wordml/symex" xmlns:wpg="http://schemas.microsoft.com/office/word/2010/wordprocessingGroup" xmlns:wpi="http://schemas.microsoft.com/office/word/2010/wordprocessingInk" xmlns:wne="http://schemas.microsoft.com/office/word/2006/wordml" xmlns:wps="http://schemas.microsoft.com/office/word/2010/wordprocessingShape" mc:Ignorable="w14 w15 w16se w16cid w16 w16cex w16sdtdh w16sdtfl w16du wp14">
   <w:sdt>
     <w:sdtPr>
       <w:rPr>
@@ -1378,7 +1227,7 @@
 </file>
 
 <file path=word/footer2.xml><?xml version="1.0" encoding="utf-8"?>
-<w:ftr xmlns:wpc="http://schemas.microsoft.com/office/word/2010/wordprocessingCanvas" xmlns:cx="http://schemas.microsoft.com/office/drawing/2014/chartex" xmlns:cx1="http://schemas.microsoft.com/office/drawing/2015/9/8/chartex" xmlns:cx2="http://schemas.microsoft.com/office/drawing/2015/10/21/chartex" xmlns:cx3="http://schemas.microsoft.com/office/drawing/2016/5/9/chartex" xmlns:cx4="http://schemas.microsoft.com/office/drawing/2016/5/10/chartex" xmlns:cx5="http://schemas.microsoft.com/office/drawing/2016/5/11/chartex" xmlns:cx6="http://schemas.microsoft.com/office/drawing/2016/5/12/chartex" xmlns:cx7="http://schemas.microsoft.com/office/drawing/2016/5/13/chartex" xmlns:cx8="http://schemas.microsoft.com/office/drawing/2016/5/14/chartex" xmlns:mc="http://schemas.openxmlformats.org/markup-compatibility/2006" xmlns:aink="http://schemas.microsoft.com/office/drawing/2016/ink" xmlns:am3d="http://schemas.microsoft.com/office/drawing/2017/model3d" xmlns:o="urn:schemas-microsoft-com:office:office" xmlns:oel="http://schemas.microsoft.com/office/2019/extlst" xmlns:r="http://schemas.openxmlformats.org/officeDocument/2006/relationships" xmlns:m="http://schemas.openxmlformats.org/officeDocument/2006/math" xmlns:v="urn:schemas-microsoft-com:vml" xmlns:wp14="http://schemas.microsoft.com/office/word/2010/wordprocessingDrawing" xmlns:wp="http://schemas.openxmlformats.org/drawingml/2006/wordprocessingDrawing" xmlns:w10="urn:schemas-microsoft-com:office:word" xmlns:w="http://schemas.openxmlformats.org/wordprocessingml/2006/main" xmlns:w14="http://schemas.microsoft.com/office/word/2010/wordml" xmlns:w15="http://schemas.microsoft.com/office/word/2012/wordml" xmlns:w16cei="http://schemas.microsoft.com/office/word/2026/wordml/cei" xmlns:w16cex="http://schemas.microsoft.com/office/word/2018/wordml/cex" xmlns:w16cid="http://schemas.microsoft.com/office/word/2016/wordml/cid" xmlns:w16="http://schemas.microsoft.com/office/word/2018/wordml" xmlns:w16du="http://schemas.microsoft.com/office/word/2023/wordml/word16du" xmlns:w16sdtdh="http://schemas.microsoft.com/office/word/2020/wordml/sdtdatahash" xmlns:w16sdtfl="http://schemas.microsoft.com/office/word/2024/wordml/sdtformatlock" xmlns:w16se="http://schemas.microsoft.com/office/word/2015/wordml/symex" xmlns:wpg="http://schemas.microsoft.com/office/word/2010/wordprocessingGroup" xmlns:wpi="http://schemas.microsoft.com/office/word/2010/wordprocessingInk" xmlns:wne="http://schemas.microsoft.com/office/word/2006/wordml" xmlns:wps="http://schemas.microsoft.com/office/word/2010/wordprocessingShape" mc:Ignorable="w14 w15 w16se w16cid w16 w16cex w16sdtdh w16sdtfl w16du wp14">
+<w:ftr xmlns:wpc="http://schemas.microsoft.com/office/word/2010/wordprocessingCanvas" xmlns:cx="http://schemas.microsoft.com/office/drawing/2014/chartex" xmlns:cx1="http://schemas.microsoft.com/office/drawing/2015/9/8/chartex" xmlns:cx2="http://schemas.microsoft.com/office/drawing/2015/10/21/chartex" xmlns:cx3="http://schemas.microsoft.com/office/drawing/2016/5/9/chartex" xmlns:cx4="http://schemas.microsoft.com/office/drawing/2016/5/10/chartex" xmlns:cx5="http://schemas.microsoft.com/office/drawing/2016/5/11/chartex" xmlns:cx6="http://schemas.microsoft.com/office/drawing/2016/5/12/chartex" xmlns:cx7="http://schemas.microsoft.com/office/drawing/2016/5/13/chartex" xmlns:cx8="http://schemas.microsoft.com/office/drawing/2016/5/14/chartex" xmlns:mc="http://schemas.openxmlformats.org/markup-compatibility/2006" xmlns:aink="http://schemas.microsoft.com/office/drawing/2016/ink" xmlns:am3d="http://schemas.microsoft.com/office/drawing/2017/model3d" xmlns:o="urn:schemas-microsoft-com:office:office" xmlns:oel="http://schemas.microsoft.com/office/2019/extlst" xmlns:r="http://schemas.openxmlformats.org/officeDocument/2006/relationships" xmlns:m="http://schemas.openxmlformats.org/officeDocument/2006/math" xmlns:v="urn:schemas-microsoft-com:vml" xmlns:wp14="http://schemas.microsoft.com/office/word/2010/wordprocessingDrawing" xmlns:wp="http://schemas.openxmlformats.org/drawingml/2006/wordprocessingDrawing" xmlns:w10="urn:schemas-microsoft-com:office:word" xmlns:w="http://schemas.openxmlformats.org/wordprocessingml/2006/main" xmlns:w14="http://schemas.microsoft.com/office/word/2010/wordml" xmlns:w15="http://schemas.microsoft.com/office/word/2012/wordml" xmlns:w16cex="http://schemas.microsoft.com/office/word/2018/wordml/cex" xmlns:w16cid="http://schemas.microsoft.com/office/word/2016/wordml/cid" xmlns:w16="http://schemas.microsoft.com/office/word/2018/wordml" xmlns:w16du="http://schemas.microsoft.com/office/word/2023/wordml/word16du" xmlns:w16sdtdh="http://schemas.microsoft.com/office/word/2020/wordml/sdtdatahash" xmlns:w16sdtfl="http://schemas.microsoft.com/office/word/2024/wordml/sdtformatlock" xmlns:w16se="http://schemas.microsoft.com/office/word/2015/wordml/symex" xmlns:wpg="http://schemas.microsoft.com/office/word/2010/wordprocessingGroup" xmlns:wpi="http://schemas.microsoft.com/office/word/2010/wordprocessingInk" xmlns:wne="http://schemas.microsoft.com/office/word/2006/wordml" xmlns:wps="http://schemas.microsoft.com/office/word/2010/wordprocessingShape" mc:Ignorable="w14 w15 w16se w16cid w16 w16cex w16sdtdh w16sdtfl w16du wp14">
   <w:p>
     <w:pPr>
       <w:spacing w:line="240" w:lineRule="auto" w:before="0" w:after="0"/>
@@ -1416,7 +1265,7 @@
 </file>
 
 <file path=word/footnotes.xml><?xml version="1.0" encoding="utf-8"?>
-<w:footnotes xmlns:wpc="http://schemas.microsoft.com/office/word/2010/wordprocessingCanvas" xmlns:cx="http://schemas.microsoft.com/office/drawing/2014/chartex" xmlns:cx1="http://schemas.microsoft.com/office/drawing/2015/9/8/chartex" xmlns:cx2="http://schemas.microsoft.com/office/drawing/2015/10/21/chartex" xmlns:cx3="http://schemas.microsoft.com/office/drawing/2016/5/9/chartex" xmlns:cx4="http://schemas.microsoft.com/office/drawing/2016/5/10/chartex" xmlns:cx5="http://schemas.microsoft.com/office/drawing/2016/5/11/chartex" xmlns:cx6="http://schemas.microsoft.com/office/drawing/2016/5/12/chartex" xmlns:cx7="http://schemas.microsoft.com/office/drawing/2016/5/13/chartex" xmlns:cx8="http://schemas.microsoft.com/office/drawing/2016/5/14/chartex" xmlns:mc="http://schemas.openxmlformats.org/markup-compatibility/2006" xmlns:aink="http://schemas.microsoft.com/office/drawing/2016/ink" xmlns:am3d="http://schemas.microsoft.com/office/drawing/2017/model3d" xmlns:o="urn:schemas-microsoft-com:office:office" xmlns:oel="http://schemas.microsoft.com/office/2019/extlst" xmlns:r="http://schemas.openxmlformats.org/officeDocument/2006/relationships" xmlns:m="http://schemas.openxmlformats.org/officeDocument/2006/math" xmlns:v="urn:schemas-microsoft-com:vml" xmlns:wp14="http://schemas.microsoft.com/office/word/2010/wordprocessingDrawing" xmlns:wp="http://schemas.openxmlformats.org/drawingml/2006/wordprocessingDrawing" xmlns:w10="urn:schemas-microsoft-com:office:word" xmlns:w="http://schemas.openxmlformats.org/wordprocessingml/2006/main" xmlns:w14="http://schemas.microsoft.com/office/word/2010/wordml" xmlns:w15="http://schemas.microsoft.com/office/word/2012/wordml" xmlns:w16cei="http://schemas.microsoft.com/office/word/2026/wordml/cei" xmlns:w16cex="http://schemas.microsoft.com/office/word/2018/wordml/cex" xmlns:w16cid="http://schemas.microsoft.com/office/word/2016/wordml/cid" xmlns:w16="http://schemas.microsoft.com/office/word/2018/wordml" xmlns:w16du="http://schemas.microsoft.com/office/word/2023/wordml/word16du" xmlns:w16sdtdh="http://schemas.microsoft.com/office/word/2020/wordml/sdtdatahash" xmlns:w16sdtfl="http://schemas.microsoft.com/office/word/2024/wordml/sdtformatlock" xmlns:w16se="http://schemas.microsoft.com/office/word/2015/wordml/symex" xmlns:wpg="http://schemas.microsoft.com/office/word/2010/wordprocessingGroup" xmlns:wpi="http://schemas.microsoft.com/office/word/2010/wordprocessingInk" xmlns:wne="http://schemas.microsoft.com/office/word/2006/wordml" xmlns:wps="http://schemas.microsoft.com/office/word/2010/wordprocessingShape" mc:Ignorable="w14 w15 w16se w16cid w16 w16cex w16sdtdh w16sdtfl w16du wp14">
+<w:footnotes xmlns:wpc="http://schemas.microsoft.com/office/word/2010/wordprocessingCanvas" xmlns:cx="http://schemas.microsoft.com/office/drawing/2014/chartex" xmlns:cx1="http://schemas.microsoft.com/office/drawing/2015/9/8/chartex" xmlns:cx2="http://schemas.microsoft.com/office/drawing/2015/10/21/chartex" xmlns:cx3="http://schemas.microsoft.com/office/drawing/2016/5/9/chartex" xmlns:cx4="http://schemas.microsoft.com/office/drawing/2016/5/10/chartex" xmlns:cx5="http://schemas.microsoft.com/office/drawing/2016/5/11/chartex" xmlns:cx6="http://schemas.microsoft.com/office/drawing/2016/5/12/chartex" xmlns:cx7="http://schemas.microsoft.com/office/drawing/2016/5/13/chartex" xmlns:cx8="http://schemas.microsoft.com/office/drawing/2016/5/14/chartex" xmlns:mc="http://schemas.openxmlformats.org/markup-compatibility/2006" xmlns:aink="http://schemas.microsoft.com/office/drawing/2016/ink" xmlns:am3d="http://schemas.microsoft.com/office/drawing/2017/model3d" xmlns:o="urn:schemas-microsoft-com:office:office" xmlns:oel="http://schemas.microsoft.com/office/2019/extlst" xmlns:r="http://schemas.openxmlformats.org/officeDocument/2006/relationships" xmlns:m="http://schemas.openxmlformats.org/officeDocument/2006/math" xmlns:v="urn:schemas-microsoft-com:vml" xmlns:wp14="http://schemas.microsoft.com/office/word/2010/wordprocessingDrawing" xmlns:wp="http://schemas.openxmlformats.org/drawingml/2006/wordprocessingDrawing" xmlns:w10="urn:schemas-microsoft-com:office:word" xmlns:w="http://schemas.openxmlformats.org/wordprocessingml/2006/main" xmlns:w14="http://schemas.microsoft.com/office/word/2010/wordml" xmlns:w15="http://schemas.microsoft.com/office/word/2012/wordml" xmlns:w16cex="http://schemas.microsoft.com/office/word/2018/wordml/cex" xmlns:w16cid="http://schemas.microsoft.com/office/word/2016/wordml/cid" xmlns:w16="http://schemas.microsoft.com/office/word/2018/wordml" xmlns:w16du="http://schemas.microsoft.com/office/word/2023/wordml/word16du" xmlns:w16sdtdh="http://schemas.microsoft.com/office/word/2020/wordml/sdtdatahash" xmlns:w16sdtfl="http://schemas.microsoft.com/office/word/2024/wordml/sdtformatlock" xmlns:w16se="http://schemas.microsoft.com/office/word/2015/wordml/symex" xmlns:wpg="http://schemas.microsoft.com/office/word/2010/wordprocessingGroup" xmlns:wpi="http://schemas.microsoft.com/office/word/2010/wordprocessingInk" xmlns:wne="http://schemas.microsoft.com/office/word/2006/wordml" xmlns:wps="http://schemas.microsoft.com/office/word/2010/wordprocessingShape" mc:Ignorable="w14 w15 w16se w16cid w16 w16cex w16sdtdh w16sdtfl w16du wp14">
   <w:footnote w:type="separator" w:id="-1">
     <w:p>
       <w:r>
@@ -1435,7 +1284,7 @@
 </file>
 
 <file path=word/numbering.xml><?xml version="1.0" encoding="utf-8"?>
-<w:numbering xmlns:wpc="http://schemas.microsoft.com/office/word/2010/wordprocessingCanvas" xmlns:cx="http://schemas.microsoft.com/office/drawing/2014/chartex" xmlns:cx1="http://schemas.microsoft.com/office/drawing/2015/9/8/chartex" xmlns:cx2="http://schemas.microsoft.com/office/drawing/2015/10/21/chartex" xmlns:cx3="http://schemas.microsoft.com/office/drawing/2016/5/9/chartex" xmlns:cx4="http://schemas.microsoft.com/office/drawing/2016/5/10/chartex" xmlns:cx5="http://schemas.microsoft.com/office/drawing/2016/5/11/chartex" xmlns:cx6="http://schemas.microsoft.com/office/drawing/2016/5/12/chartex" xmlns:cx7="http://schemas.microsoft.com/office/drawing/2016/5/13/chartex" xmlns:cx8="http://schemas.microsoft.com/office/drawing/2016/5/14/chartex" xmlns:mc="http://schemas.openxmlformats.org/markup-compatibility/2006" xmlns:aink="http://schemas.microsoft.com/office/drawing/2016/ink" xmlns:am3d="http://schemas.microsoft.com/office/drawing/2017/model3d" xmlns:o="urn:schemas-microsoft-com:office:office" xmlns:oel="http://schemas.microsoft.com/office/2019/extlst" xmlns:r="http://schemas.openxmlformats.org/officeDocument/2006/relationships" xmlns:m="http://schemas.openxmlformats.org/officeDocument/2006/math" xmlns:v="urn:schemas-microsoft-com:vml" xmlns:wp14="http://schemas.microsoft.com/office/word/2010/wordprocessingDrawing" xmlns:wp="http://schemas.openxmlformats.org/drawingml/2006/wordprocessingDrawing" xmlns:w10="urn:schemas-microsoft-com:office:word" xmlns:w="http://schemas.openxmlformats.org/wordprocessingml/2006/main" xmlns:w14="http://schemas.microsoft.com/office/word/2010/wordml" xmlns:w15="http://schemas.microsoft.com/office/word/2012/wordml" xmlns:w16cei="http://schemas.microsoft.com/office/word/2026/wordml/cei" xmlns:w16cex="http://schemas.microsoft.com/office/word/2018/wordml/cex" xmlns:w16cid="http://schemas.microsoft.com/office/word/2016/wordml/cid" xmlns:w16="http://schemas.microsoft.com/office/word/2018/wordml" xmlns:w16du="http://schemas.microsoft.com/office/word/2023/wordml/word16du" xmlns:w16sdtdh="http://schemas.microsoft.com/office/word/2020/wordml/sdtdatahash" xmlns:w16sdtfl="http://schemas.microsoft.com/office/word/2024/wordml/sdtformatlock" xmlns:w16se="http://schemas.microsoft.com/office/word/2015/wordml/symex" xmlns:wpg="http://schemas.microsoft.com/office/word/2010/wordprocessingGroup" xmlns:wpi="http://schemas.microsoft.com/office/word/2010/wordprocessingInk" xmlns:wne="http://schemas.microsoft.com/office/word/2006/wordml" xmlns:wps="http://schemas.microsoft.com/office/word/2010/wordprocessingShape" mc:Ignorable="w14 w15 w16se w16cid w16 w16cex w16sdtdh w16sdtfl w16du wp14">
+<w:numbering xmlns:wpc="http://schemas.microsoft.com/office/word/2010/wordprocessingCanvas" xmlns:cx="http://schemas.microsoft.com/office/drawing/2014/chartex" xmlns:cx1="http://schemas.microsoft.com/office/drawing/2015/9/8/chartex" xmlns:cx2="http://schemas.microsoft.com/office/drawing/2015/10/21/chartex" xmlns:cx3="http://schemas.microsoft.com/office/drawing/2016/5/9/chartex" xmlns:cx4="http://schemas.microsoft.com/office/drawing/2016/5/10/chartex" xmlns:cx5="http://schemas.microsoft.com/office/drawing/2016/5/11/chartex" xmlns:cx6="http://schemas.microsoft.com/office/drawing/2016/5/12/chartex" xmlns:cx7="http://schemas.microsoft.com/office/drawing/2016/5/13/chartex" xmlns:cx8="http://schemas.microsoft.com/office/drawing/2016/5/14/chartex" xmlns:mc="http://schemas.openxmlformats.org/markup-compatibility/2006" xmlns:aink="http://schemas.microsoft.com/office/drawing/2016/ink" xmlns:am3d="http://schemas.microsoft.com/office/drawing/2017/model3d" xmlns:o="urn:schemas-microsoft-com:office:office" xmlns:oel="http://schemas.microsoft.com/office/2019/extlst" xmlns:r="http://schemas.openxmlformats.org/officeDocument/2006/relationships" xmlns:m="http://schemas.openxmlformats.org/officeDocument/2006/math" xmlns:v="urn:schemas-microsoft-com:vml" xmlns:wp14="http://schemas.microsoft.com/office/word/2010/wordprocessingDrawing" xmlns:wp="http://schemas.openxmlformats.org/drawingml/2006/wordprocessingDrawing" xmlns:w10="urn:schemas-microsoft-com:office:word" xmlns:w="http://schemas.openxmlformats.org/wordprocessingml/2006/main" xmlns:w14="http://schemas.microsoft.com/office/word/2010/wordml" xmlns:w15="http://schemas.microsoft.com/office/word/2012/wordml" xmlns:w16cex="http://schemas.microsoft.com/office/word/2018/wordml/cex" xmlns:w16cid="http://schemas.microsoft.com/office/word/2016/wordml/cid" xmlns:w16="http://schemas.microsoft.com/office/word/2018/wordml" xmlns:w16du="http://schemas.microsoft.com/office/word/2023/wordml/word16du" xmlns:w16sdtdh="http://schemas.microsoft.com/office/word/2020/wordml/sdtdatahash" xmlns:w16sdtfl="http://schemas.microsoft.com/office/word/2024/wordml/sdtformatlock" xmlns:w16se="http://schemas.microsoft.com/office/word/2015/wordml/symex" xmlns:wpg="http://schemas.microsoft.com/office/word/2010/wordprocessingGroup" xmlns:wpi="http://schemas.microsoft.com/office/word/2010/wordprocessingInk" xmlns:wne="http://schemas.microsoft.com/office/word/2006/wordml" xmlns:wps="http://schemas.microsoft.com/office/word/2010/wordprocessingShape" mc:Ignorable="w14 w15 w16se w16cid w16 w16cex w16sdtdh w16sdtfl w16du wp14">
   <w:abstractNum w:abstractNumId="0" w15:restartNumberingAfterBreak="0">
     <w:nsid w:val="F0FCBCBC"/>
     <w:multiLevelType w:val="hybridMultilevel"/>
@@ -7153,14 +7002,6 @@
   </w:num>
   <w:numIdMacAtCleanup w:val="53"/>
 </w:numbering>
-</file>
-
-<file path=word/people.xml><?xml version="1.0" encoding="utf-8"?>
-<w15:people xmlns:wpc="http://schemas.microsoft.com/office/word/2010/wordprocessingCanvas" xmlns:cx="http://schemas.microsoft.com/office/drawing/2014/chartex" xmlns:cx1="http://schemas.microsoft.com/office/drawing/2015/9/8/chartex" xmlns:cx2="http://schemas.microsoft.com/office/drawing/2015/10/21/chartex" xmlns:cx3="http://schemas.microsoft.com/office/drawing/2016/5/9/chartex" xmlns:cx4="http://schemas.microsoft.com/office/drawing/2016/5/10/chartex" xmlns:cx5="http://schemas.microsoft.com/office/drawing/2016/5/11/chartex" xmlns:cx6="http://schemas.microsoft.com/office/drawing/2016/5/12/chartex" xmlns:cx7="http://schemas.microsoft.com/office/drawing/2016/5/13/chartex" xmlns:cx8="http://schemas.microsoft.com/office/drawing/2016/5/14/chartex" xmlns:mc="http://schemas.openxmlformats.org/markup-compatibility/2006" xmlns:aink="http://schemas.microsoft.com/office/drawing/2016/ink" xmlns:am3d="http://schemas.microsoft.com/office/drawing/2017/model3d" xmlns:o="urn:schemas-microsoft-com:office:office" xmlns:oel="http://schemas.microsoft.com/office/2019/extlst" xmlns:r="http://schemas.openxmlformats.org/officeDocument/2006/relationships" xmlns:m="http://schemas.openxmlformats.org/officeDocument/2006/math" xmlns:v="urn:schemas-microsoft-com:vml" xmlns:wp14="http://schemas.microsoft.com/office/word/2010/wordprocessingDrawing" xmlns:wp="http://schemas.openxmlformats.org/drawingml/2006/wordprocessingDrawing" xmlns:w10="urn:schemas-microsoft-com:office:word" xmlns:w="http://schemas.openxmlformats.org/wordprocessingml/2006/main" xmlns:w14="http://schemas.microsoft.com/office/word/2010/wordml" xmlns:w15="http://schemas.microsoft.com/office/word/2012/wordml" xmlns:w16cei="http://schemas.microsoft.com/office/word/2026/wordml/cei" xmlns:w16cex="http://schemas.microsoft.com/office/word/2018/wordml/cex" xmlns:w16cid="http://schemas.microsoft.com/office/word/2016/wordml/cid" xmlns:w16="http://schemas.microsoft.com/office/word/2018/wordml" xmlns:w16du="http://schemas.microsoft.com/office/word/2023/wordml/word16du" xmlns:w16sdtdh="http://schemas.microsoft.com/office/word/2020/wordml/sdtdatahash" xmlns:w16sdtfl="http://schemas.microsoft.com/office/word/2024/wordml/sdtformatlock" xmlns:w16se="http://schemas.microsoft.com/office/word/2015/wordml/symex" xmlns:wpg="http://schemas.microsoft.com/office/word/2010/wordprocessingGroup" xmlns:wpi="http://schemas.microsoft.com/office/word/2010/wordprocessingInk" xmlns:wne="http://schemas.microsoft.com/office/word/2006/wordml" xmlns:wps="http://schemas.microsoft.com/office/word/2010/wordprocessingShape" mc:Ignorable="w14 w15 w16se w16cid w16 w16cex w16sdtdh w16sdtfl w16du wp14">
-  <w15:person w15:author="Anna Seaman">
-    <w15:presenceInfo w15:providerId="AD" w15:userId="S::AnnaS@hkusa.com::713ab380-bdda-4997-81d0-fa539102c996"/>
-  </w15:person>
-</w15:people>
 </file>
 
 <file path=word/styles.xml><?xml version="1.0" encoding="utf-8"?>
